--- a/documentacao/DocumentacaoSmartCondo.docx
+++ b/documentacao/DocumentacaoSmartCondo.docx
@@ -5418,6 +5418,36 @@
     </w:p>
     <w:p>
       <w:pPr>
+        <w:spacing w:after="120" w:line="360"/>
+        <w:ind w:firstLine="708"/>
+        <w:jc w:val="both"/>
+      </w:pPr>
+      <w:r>
+        <w:rPr>
+          <w:rFonts w:ascii="Arial" w:cs="Arial" w:eastAsia="Arial" w:hAnsi="Arial"/>
+          <w:sz w:val="24"/>
+          <w:szCs w:val="24"/>
+        </w:rPr>
+        <w:t xml:space="preserve">O contraste entre texto e fundo é tratado por um conjunto de cores semânticas — sucesso, aviso, erro, informação e a cor da marca aplicada a texto — com um valor próprio para o tema claro e outro para o escuro. Cada valor foi escolhido por busca, aumentando ou diminuindo a luminosidade até alcançar a razão mínima de 4,5:1 exigida pela WCAG nível AA, e essa verificação foi feita contra todos os fundos em que a cor de fato aparece: as superfícies do tema, as tintas translúcidas dos selos de situação e as pílulas de identificação. No modo de alto contraste, os mesmos elementos assumem valores que alcançam 7:1, a razão do nível AAA.</w:t>
+      </w:r>
+    </w:p>
+    <w:p>
+      <w:pPr>
+        <w:spacing w:after="120" w:line="360"/>
+        <w:ind w:firstLine="708"/>
+        <w:jc w:val="both"/>
+      </w:pPr>
+      <w:r>
+        <w:rPr>
+          <w:rFonts w:ascii="Arial" w:cs="Arial" w:eastAsia="Arial" w:hAnsi="Arial"/>
+          <w:sz w:val="24"/>
+          <w:szCs w:val="24"/>
+        </w:rPr>
+        <w:t xml:space="preserve">A conferência não é visual: um script percorre as telas do sistema nos dois temas e em duas larguras de tela, mede a razão de contraste de cada texto visível e acusa o que ficar abaixo do mínimo. A primeira execução encontrou 305 textos em desacordo, sendo o pior deles um título com razão de 1,21 — praticamente ilegível. Depois da correção, a mesma medição não encontra nenhum.</w:t>
+      </w:r>
+    </w:p>
+    <w:p>
+      <w:pPr>
         <w:pStyle w:val="Heading2"/>
         <w:spacing w:after="160" w:before="280" w:line="360"/>
         <w:jc w:val="left"/>
@@ -6949,6 +6979,51 @@
           <w:szCs w:val="24"/>
         </w:rPr>
         <w:t xml:space="preserve">O sistema também evita revelar informação desnecessária. O erro de login é o mesmo para e-mail inexistente e senha errada, para não permitir descobrir quais e-mails estão cadastrados. Na tela de reservas, a mensagem de conflito informa o horário já ocupado, mas nunca quem reservou, atendendo ao sigilo pedido na seção 6.</w:t>
+      </w:r>
+    </w:p>
+    <w:p>
+      <w:pPr>
+        <w:spacing w:after="120" w:line="360"/>
+        <w:ind w:firstLine="708"/>
+        <w:jc w:val="both"/>
+      </w:pPr>
+      <w:r>
+        <w:rPr>
+          <w:rFonts w:ascii="Arial" w:cs="Arial" w:eastAsia="Arial" w:hAnsi="Arial"/>
+          <w:sz w:val="24"/>
+          <w:szCs w:val="24"/>
+        </w:rPr>
+        <w:t xml:space="preserve">Para que a senha não possa ser descoberta por tentativa e erro, o login conta as tentativas malsucedidas e bloqueia a conta por quinze minutos depois de cinco senhas erradas seguidas. O bloqueio é temporário de propósito: fosse permanente, bastaria errar a senha de alguém repetidamente para deixá-lo fora do sistema. Acertar a senha zera a contagem. A verificação do bloqueio acontece antes da conferência da senha, de modo que uma conta bloqueada não consuma processamento a cada nova tentativa.</w:t>
+      </w:r>
+    </w:p>
+    <w:p>
+      <w:pPr>
+        <w:spacing w:after="120" w:line="360"/>
+        <w:ind w:firstLine="708"/>
+        <w:jc w:val="both"/>
+      </w:pPr>
+      <w:r>
+        <w:rPr>
+          <w:rFonts w:ascii="Arial" w:cs="Arial" w:eastAsia="Arial" w:hAnsi="Arial"/>
+          <w:sz w:val="24"/>
+          <w:szCs w:val="24"/>
+        </w:rPr>
+        <w:t xml:space="preserve">Toda decisão tomada dentro do sistema guarda o registro de quem a tomou e quando. Isso vale para a aprovação de uma reserva, para a resposta a uma ocorrência e também para a aprovação do cadastro de um morador, que é a decisão que concede acesso ao sistema; quando o cadastro é recusado, o motivo fica gravado junto.</w:t>
+      </w:r>
+    </w:p>
+    <w:p>
+      <w:pPr>
+        <w:spacing w:after="120" w:line="360"/>
+        <w:ind w:firstLine="708"/>
+        <w:jc w:val="both"/>
+      </w:pPr>
+      <w:r>
+        <w:rPr>
+          <w:rFonts w:ascii="Arial" w:cs="Arial" w:eastAsia="Arial" w:hAnsi="Arial"/>
+          <w:sz w:val="24"/>
+          <w:szCs w:val="24"/>
+        </w:rPr>
+        <w:t xml:space="preserve">Por fim, o tratamento dos dados pessoais é descrito em dois documentos acessíveis pelo próprio sistema: os Termos de Uso e a Política de Privacidade. A política relaciona, um a um, os dados que o sistema guarda, a base legal de cada tratamento, o prazo de guarda e os direitos previstos no artigo 18 da Lei 13.709/2018, a Lei Geral de Proteção de Dados. O aceite desses documentos é condição para concluir o cadastro.</w:t>
       </w:r>
     </w:p>
     <w:p>
@@ -8145,7 +8220,7 @@
           <w:sz w:val="24"/>
           <w:szCs w:val="24"/>
         </w:rPr>
-        <w:t xml:space="preserve">As regras do sistema são verificadas por uma suíte de 196 casos de teste automatizados, escritos com pytest e executados contra um banco PostgreSQL real, e não contra um banco simulado. Assim, restrições de chave estrangeira e de unicidade também são exercitadas.</w:t>
+        <w:t xml:space="preserve">As regras do sistema são verificadas por uma suíte de 203 casos de teste automatizados, escritos com pytest e executados contra um banco PostgreSQL real, e não contra um banco simulado. Assim, restrições de chave estrangeira e de unicidade também são exercitadas.</w:t>
       </w:r>
     </w:p>
     <w:p>
@@ -8176,6 +8251,21 @@
           <w:szCs w:val="24"/>
         </w:rPr>
         <w:t xml:space="preserve">Cada vez que uma regra nova é escrita, um teste correspondente é adicionado. Isso permite alterar o código com segurança: se uma mudança quebrar uma regra antiga, a suíte acusa antes de o problema chegar à tela.</w:t>
+      </w:r>
+    </w:p>
+    <w:p>
+      <w:pPr>
+        <w:spacing w:after="120" w:line="360"/>
+        <w:ind w:firstLine="708"/>
+        <w:jc w:val="both"/>
+      </w:pPr>
+      <w:r>
+        <w:rPr>
+          <w:rFonts w:ascii="Arial" w:cs="Arial" w:eastAsia="Arial" w:hAnsi="Arial"/>
+          <w:sz w:val="24"/>
+          <w:szCs w:val="24"/>
+        </w:rPr>
+        <w:t xml:space="preserve">A suíte é executada automaticamente a cada envio de código ao repositório, junto com duas outras verificações: a aplicação das mudanças de estrutura do banco no sentido de ida e de volta, feita com a tabela já populada, que é a situação em que uma alteração mal escrita falha; e a execução dos scripts de criação e carga do banco em um banco vazio, já que eles são mantidos manualmente e podem deixar de acompanhar uma mudança de estrutura.</w:t>
       </w:r>
     </w:p>
     <w:tbl>
@@ -8343,7 +8433,7 @@
                 <w:sz w:val="20"/>
                 <w:szCs w:val="20"/>
               </w:rPr>
-              <w:t xml:space="preserve">28</w:t>
+              <w:t xml:space="preserve">33</w:t>
             </w:r>
           </w:p>
         </w:tc>
@@ -8371,7 +8461,7 @@
                 <w:sz w:val="20"/>
                 <w:szCs w:val="20"/>
               </w:rPr>
-              <w:t xml:space="preserve">Cadastro, código de confirmação, login e recuperação de senha</w:t>
+              <w:t xml:space="preserve">Cadastro, código de confirmação, login, bloqueio por tentativas e recuperação de senha</w:t>
             </w:r>
           </w:p>
         </w:tc>
@@ -8521,7 +8611,7 @@
                 <w:sz w:val="20"/>
                 <w:szCs w:val="20"/>
               </w:rPr>
-              <w:t xml:space="preserve">28</w:t>
+              <w:t xml:space="preserve">30</w:t>
             </w:r>
           </w:p>
         </w:tc>
@@ -8549,7 +8639,7 @@
                 <w:sz w:val="20"/>
                 <w:szCs w:val="20"/>
               </w:rPr>
-              <w:t xml:space="preserve">Hierarquia de cadastro, aprovação e permissões do porteiro</w:t>
+              <w:t xml:space="preserve">Hierarquia de cadastro, aprovação com registro de autoria e permissões do porteiro</w:t>
             </w:r>
           </w:p>
         </w:tc>

--- a/documentacao/DocumentacaoSmartCondo.docx
+++ b/documentacao/DocumentacaoSmartCondo.docx
@@ -5621,6 +5621,21 @@
     </w:p>
     <w:p>
       <w:pPr>
+        <w:spacing w:after="120" w:line="360"/>
+        <w:ind w:firstLine="708"/>
+        <w:jc w:val="both"/>
+      </w:pPr>
+      <w:r>
+        <w:rPr>
+          <w:rFonts w:ascii="Arial" w:cs="Arial" w:eastAsia="Arial" w:hAnsi="Arial"/>
+          <w:sz w:val="24"/>
+          <w:szCs w:val="24"/>
+        </w:rPr>
+        <w:t xml:space="preserve">Fora dessas três camadas, o sistema depende de um serviço de envio de mensagens. Os códigos de confirmação de cadastro e de recuperação de senha saem por correio eletrônico, usando um servidor SMTP configurado por variáveis de ambiente, e a mensagem vai em duas versões, uma em texto simples e outra formatada. Sem essa configuração o código não é entregue a ninguém, o que travaria o cadastro do morador; por isso a aplicação avisa ao iniciar quando está em modo de produção sem o servidor de correio definido.</w:t>
+      </w:r>
+    </w:p>
+    <w:p>
+      <w:pPr>
         <w:pStyle w:val="Heading2"/>
         <w:spacing w:after="160" w:before="280" w:line="360"/>
         <w:jc w:val="left"/>
@@ -7023,6 +7038,51 @@
           <w:sz w:val="24"/>
           <w:szCs w:val="24"/>
         </w:rPr>
+        <w:t xml:space="preserve">O código de seis dígitos usado na confirmação do cadastro e na recuperação de senha também tem limite de tentativas, e por um motivo prático: sem ele, bastaria pedir a recuperação de um endereço conhecido e percorrer as combinações até acertar, o que daria acesso à conta alheia. O código é guardado embaralhado, vale por quinze minutos e é descartado assim que usado ou quando o limite se esgota. Ele nunca é registrado no diário do servidor, para que ter acesso a esse arquivo não signifique conseguir entrar nas contas.</w:t>
+      </w:r>
+    </w:p>
+    <w:p>
+      <w:pPr>
+        <w:spacing w:after="120" w:line="360"/>
+        <w:ind w:firstLine="708"/>
+        <w:jc w:val="both"/>
+      </w:pPr>
+      <w:r>
+        <w:rPr>
+          <w:rFonts w:ascii="Arial" w:cs="Arial" w:eastAsia="Arial" w:hAnsi="Arial"/>
+          <w:sz w:val="24"/>
+          <w:szCs w:val="24"/>
+        </w:rPr>
+        <w:t xml:space="preserve">As respostas da API trazem cabeçalhos que fecham portas deixadas abertas pelo comportamento padrão do navegador: impedir que o tipo do conteúdo seja adivinhado, impedir que a API seja exibida dentro de um quadro de outra página e restringir a origem do que a resposta pode carregar. Publicado o sistema, é acrescentado também o cabeçalho que obriga o uso de conexão segura.</w:t>
+      </w:r>
+    </w:p>
+    <w:p>
+      <w:pPr>
+        <w:spacing w:after="120" w:line="360"/>
+        <w:ind w:firstLine="708"/>
+        <w:jc w:val="both"/>
+      </w:pPr>
+      <w:r>
+        <w:rPr>
+          <w:rFonts w:ascii="Arial" w:cs="Arial" w:eastAsia="Arial" w:hAnsi="Arial"/>
+          <w:sz w:val="24"/>
+          <w:szCs w:val="24"/>
+        </w:rPr>
+        <w:t xml:space="preserve">As permissões do porteiro, definidas pelo síndico, são verificadas em toda gravação. A tela também as consulta, para esconder o que aquele porteiro não pode fazer em vez de deixá-lo preencher um formulário que seria recusado no envio; a decisão, porém, continua sendo da API, e não do navegador.</w:t>
+      </w:r>
+    </w:p>
+    <w:p>
+      <w:pPr>
+        <w:spacing w:after="120" w:line="360"/>
+        <w:ind w:firstLine="708"/>
+        <w:jc w:val="both"/>
+      </w:pPr>
+      <w:r>
+        <w:rPr>
+          <w:rFonts w:ascii="Arial" w:cs="Arial" w:eastAsia="Arial" w:hAnsi="Arial"/>
+          <w:sz w:val="24"/>
+          <w:szCs w:val="24"/>
+        </w:rPr>
         <w:t xml:space="preserve">Por fim, o tratamento dos dados pessoais é descrito em dois documentos acessíveis pelo próprio sistema: os Termos de Uso e a Política de Privacidade. A política relaciona, um a um, os dados que o sistema guarda, a base legal de cada tratamento, o prazo de guarda e os direitos previstos no artigo 18 da Lei 13.709/2018, a Lei Geral de Proteção de Dados. O aceite desses documentos é condição para concluir o cadastro.</w:t>
       </w:r>
     </w:p>
@@ -7055,7 +7115,7 @@
           <w:sz w:val="24"/>
           <w:szCs w:val="24"/>
         </w:rPr>
-        <w:t xml:space="preserve">A comunicação entre o front-end e o banco de dados acontece por uma API REST, com 78 endpoints distribuídos em onze módulos. Todos os endereços começam com /api/v1, o que permite publicar uma versão 2 no futuro sem quebrar as telas que já usam a versão atual.</w:t>
+        <w:t xml:space="preserve">A comunicação entre o front-end e o banco de dados acontece por uma API REST, com 79 endpoints distribuídos em onze módulos. Todos os endereços começam com /api/v1, o que permite publicar uma versão 2 no futuro sem quebrar as telas que já usam a versão atual.</w:t>
       </w:r>
     </w:p>
     <w:p>
@@ -8220,7 +8280,7 @@
           <w:sz w:val="24"/>
           <w:szCs w:val="24"/>
         </w:rPr>
-        <w:t xml:space="preserve">As regras do sistema são verificadas por uma suíte de 203 casos de teste automatizados, escritos com pytest e executados contra um banco PostgreSQL real, e não contra um banco simulado. Assim, restrições de chave estrangeira e de unicidade também são exercitadas.</w:t>
+        <w:t xml:space="preserve">As regras do sistema são verificadas por uma suíte de 216 casos de teste automatizados, escritos com pytest e executados contra um banco PostgreSQL real, e não contra um banco simulado. Assim, restrições de chave estrangeira e de unicidade também são exercitadas.</w:t>
       </w:r>
     </w:p>
     <w:p>
@@ -8433,7 +8493,7 @@
                 <w:sz w:val="20"/>
                 <w:szCs w:val="20"/>
               </w:rPr>
-              <w:t xml:space="preserve">33</w:t>
+              <w:t xml:space="preserve">36</w:t>
             </w:r>
           </w:p>
         </w:tc>
@@ -8611,7 +8671,7 @@
                 <w:sz w:val="20"/>
                 <w:szCs w:val="20"/>
               </w:rPr>
-              <w:t xml:space="preserve">30</w:t>
+              <w:t xml:space="preserve">33</w:t>
             </w:r>
           </w:p>
         </w:tc>
@@ -9000,6 +9060,95 @@
           </w:p>
         </w:tc>
       </w:tr>
+      <w:tr>
+        <w:trPr>
+          <w:tblHeader w:val="false"/>
+        </w:trPr>
+        <w:tc>
+          <w:tcPr>
+            <w:tcW w:type="dxa" w:w="2540"/>
+            <w:tcMar>
+              <w:top w:type="dxa" w:w="60"/>
+              <w:left w:type="dxa" w:w="100"/>
+              <w:bottom w:type="dxa" w:w="60"/>
+              <w:right w:type="dxa" w:w="100"/>
+            </w:tcMar>
+            <w:vAlign w:val="center"/>
+          </w:tcPr>
+          <w:p>
+            <w:pPr>
+              <w:spacing w:after="0" w:line="240"/>
+              <w:jc w:val="left"/>
+            </w:pPr>
+            <w:r>
+              <w:rPr>
+                <w:rFonts w:ascii="Arial" w:cs="Arial" w:eastAsia="Arial" w:hAnsi="Arial"/>
+                <w:b w:val="false"/>
+                <w:bCs w:val="false"/>
+                <w:sz w:val="20"/>
+                <w:szCs w:val="20"/>
+              </w:rPr>
+              <w:t xml:space="preserve">test_notificacao.py</w:t>
+            </w:r>
+          </w:p>
+        </w:tc>
+        <w:tc>
+          <w:tcPr>
+            <w:tcW w:type="dxa" w:w="1088"/>
+            <w:tcMar>
+              <w:top w:type="dxa" w:w="60"/>
+              <w:left w:type="dxa" w:w="100"/>
+              <w:bottom w:type="dxa" w:w="60"/>
+              <w:right w:type="dxa" w:w="100"/>
+            </w:tcMar>
+            <w:vAlign w:val="center"/>
+          </w:tcPr>
+          <w:p>
+            <w:pPr>
+              <w:spacing w:after="0" w:line="240"/>
+              <w:jc w:val="left"/>
+            </w:pPr>
+            <w:r>
+              <w:rPr>
+                <w:rFonts w:ascii="Arial" w:cs="Arial" w:eastAsia="Arial" w:hAnsi="Arial"/>
+                <w:b w:val="false"/>
+                <w:bCs w:val="false"/>
+                <w:sz w:val="20"/>
+                <w:szCs w:val="20"/>
+              </w:rPr>
+              <w:t xml:space="preserve">7</w:t>
+            </w:r>
+          </w:p>
+        </w:tc>
+        <w:tc>
+          <w:tcPr>
+            <w:tcW w:type="dxa" w:w="5442"/>
+            <w:tcMar>
+              <w:top w:type="dxa" w:w="60"/>
+              <w:left w:type="dxa" w:w="100"/>
+              <w:bottom w:type="dxa" w:w="60"/>
+              <w:right w:type="dxa" w:w="100"/>
+            </w:tcMar>
+            <w:vAlign w:val="center"/>
+          </w:tcPr>
+          <w:p>
+            <w:pPr>
+              <w:spacing w:after="0" w:line="240"/>
+              <w:jc w:val="left"/>
+            </w:pPr>
+            <w:r>
+              <w:rPr>
+                <w:rFonts w:ascii="Arial" w:cs="Arial" w:eastAsia="Arial" w:hAnsi="Arial"/>
+                <w:b w:val="false"/>
+                <w:bCs w:val="false"/>
+                <w:sz w:val="20"/>
+                <w:szCs w:val="20"/>
+              </w:rPr>
+              <w:t xml:space="preserve">Entrega dos códigos por e-mail e o que não pode ir para o log</w:t>
+            </w:r>
+          </w:p>
+        </w:tc>
+      </w:tr>
     </w:tbl>
     <w:p>
       <w:pPr>
@@ -9104,7 +9253,7 @@
           <w:sz w:val="24"/>
           <w:szCs w:val="24"/>
         </w:rPr>
-        <w:t xml:space="preserve">Até o momento, o sistema conta com as quatro áreas de acesso implementadas e ligadas à API, 19 tabelas em PostgreSQL, 78 endpoints e 196 casos de teste automatizados cobrindo as regras de negócio.</w:t>
+        <w:t xml:space="preserve">Até o momento, o sistema conta com as quatro áreas de acesso implementadas e ligadas à API, 19 tabelas em PostgreSQL, 79 endpoints e 216 casos de teste automatizados cobrindo as regras de negócio.</w:t>
       </w:r>
     </w:p>
     <w:p>
